--- a/docs/GUIDE-INSTALL-PROF.docx
+++ b/docs/GUIDE-INSTALL-PROF.docx
@@ -64,7 +64,7 @@
       <w:r>
         <w:drawing>
           <wp:inline xmlns:a="http://schemas.openxmlformats.org/drawingml/2006/main" xmlns:pic="http://schemas.openxmlformats.org/drawingml/2006/picture">
-            <wp:extent cx="5669280" cy="2755097"/>
+            <wp:extent cx="5669280" cy="2784021"/>
             <wp:docPr id="1" name="Picture 1"/>
             <wp:cNvGraphicFramePr>
               <a:graphicFrameLocks noChangeAspect="1"/>
@@ -85,7 +85,7 @@
                   <pic:spPr>
                     <a:xfrm>
                       <a:off x="0" y="0"/>
-                      <a:ext cx="5669280" cy="2755097"/>
+                      <a:ext cx="5669280" cy="2784021"/>
                     </a:xfrm>
                     <a:prstGeom prst="rect"/>
                   </pic:spPr>
@@ -524,7 +524,7 @@
           <w:rFonts w:ascii="Consolas" w:hAnsi="Consolas"/>
           <w:sz w:val="19"/>
         </w:rPr>
-        <w:t>.\scripts\install-student.ps1 -Server -Cohort JUICELAB-JUIN-2026</w:t>
+        <w:t>.\scripts\install-student.ps1 -Server -Cohort M2-IBI-CYBER-2027</w:t>
       </w:r>
     </w:p>
     <w:p>
@@ -576,7 +576,7 @@
           <w:rFonts w:ascii="Consolas" w:hAnsi="Consolas"/>
           <w:sz w:val="19"/>
         </w:rPr>
-        <w:t>./scripts/install-student.sh --server -c JUICELAB-JUIN-2026</w:t>
+        <w:t>./scripts/install-student.sh --server -c M2-IBI-CYBER-2027</w:t>
       </w:r>
     </w:p>
     <w:p>
@@ -632,7 +632,7 @@
           <w:rFonts w:ascii="Consolas" w:hAnsi="Consolas"/>
           <w:sz w:val="19"/>
         </w:rPr>
-        <w:t xml:space="preserve">  Cohorte   : JUICELAB-JUIN-2026</w:t>
+        <w:t xml:space="preserve">  Cohorte   : M2-IBI-CYBER-2027</w:t>
       </w:r>
     </w:p>
     <w:p>
@@ -671,7 +671,7 @@
           <w:rFonts w:ascii="Consolas" w:hAnsi="Consolas"/>
           <w:sz w:val="19"/>
         </w:rPr>
-        <w:t xml:space="preserve">    ./scripts/install-student.sh -d 187.124.39.123 -c JUICELAB-JUIN-2026 -l &lt;prenom&gt;</w:t>
+        <w:t xml:space="preserve">    ./scripts/install-student.sh -d 187.124.39.123 -c M2-IBI-CYBER-2027 -l &lt;prenom&gt;</w:t>
       </w:r>
     </w:p>
     <w:p>
@@ -697,7 +697,7 @@
           <w:rFonts w:ascii="Consolas" w:hAnsi="Consolas"/>
           <w:sz w:val="19"/>
         </w:rPr>
-        <w:t xml:space="preserve">    .\scripts\install-student.ps1 -Dashboard 187.124.39.123 -Cohort JUICELAB-JUIN-2026 -Label &lt;prenom&gt;</w:t>
+        <w:t xml:space="preserve">    .\scripts\install-student.ps1 -Dashboard 187.124.39.123 -Cohort M2-IBI-CYBER-2027 -Label &lt;prenom&gt;</w:t>
       </w:r>
     </w:p>
     <w:p>
@@ -756,7 +756,7 @@
           <w:rFonts w:ascii="Consolas" w:hAnsi="Consolas"/>
           <w:sz w:val="19"/>
         </w:rPr>
-        <w:t>http://127.0.0.1:5050/dashboard?cohort=JUICELAB-JUIN-2026</w:t>
+        <w:t>http://127.0.0.1:5050/dashboard?cohort=M2-IBI-CYBER-2027</w:t>
       </w:r>
     </w:p>
     <w:p>
